--- a/applications/compiled/Alex_Rajcoomar_Resume_V1_Tax.docx
+++ b/applications/compiled/Alex_Rajcoomar_Resume_V1_Tax.docx
@@ -26,7 +26,7 @@
         <w:rPr>
           <w:sz w:val="19"/>
         </w:rPr>
-        <w:t>Brampton, ON | (647) 471-3023 | a2rajcoo@uwaterloo.ca | linkedin.com/in/leesharam-rajcoomar-868144317 | alexrajcoomar.github.io</w:t>
+        <w:t>Brampton, ON | (647) 471-3023 | a2rajcoo@uwaterloo.ca | linkedin.com/in/leesharam-rajcoomar | alexrajcoomar.github.io</w:t>
       </w:r>
     </w:p>
     <w:p>
@@ -407,21 +407,21 @@
           <w:b w:val="0"/>
           <w:i w:val="0"/>
         </w:rPr>
-        <w:t xml:space="preserve">Publish 67 pieces, 25 of them independent research, carrying </w:t>
+        <w:t xml:space="preserve">Publish </w:t>
       </w:r>
       <w:r>
         <w:rPr>
           <w:b/>
           <w:i w:val="0"/>
         </w:rPr>
-        <w:t>188 figures and 7 interactive tools</w:t>
+        <w:t>67 pieces, 25 of them independent research</w:t>
       </w:r>
       <w:r>
         <w:rPr>
           <w:b w:val="0"/>
           <w:i w:val="0"/>
         </w:rPr>
-        <w:t>. Every figure names its source, every derived number is labelled as derived, and the site refuses to build if a published number does not match the data it was computed from</w:t>
+        <w:t>, carrying 188 figures and 7 interactive tools. Every figure names its source, every derived number is labelled as derived, and the site refuses to build if a published number does not match the data it was computed from</w:t>
       </w:r>
     </w:p>
     <w:p>
@@ -449,21 +449,7 @@
           <w:b w:val="0"/>
           <w:i w:val="0"/>
         </w:rPr>
-        <w:t xml:space="preserve"> no Canadian issuer publishes a UCC balance, so reconstructed Dollarama's across </w:t>
-      </w:r>
-      <w:r>
-        <w:rPr>
-          <w:b/>
-          <w:i w:val="0"/>
-        </w:rPr>
-        <w:t>seven CCA classes</w:t>
-      </w:r>
-      <w:r>
-        <w:rPr>
-          <w:b w:val="0"/>
-          <w:i w:val="0"/>
-        </w:rPr>
-        <w:t xml:space="preserve"> from its deferred tax disclosure and SEDAR+ filings, ran the allowance under the rates and first-year rules in force, and showed the statutory shield worth </w:t>
+        <w:t xml:space="preserve"> no Canadian issuer publishes a UCC balance, so reconstructed Dollarama's across seven CCA classes from its deferred tax disclosure and SEDAR+ filings, ran the allowance under the rates and first-year rules in force, and showed the statutory shield worth </w:t>
       </w:r>
       <w:r>
         <w:rPr>
@@ -519,21 +505,7 @@
           <w:b w:val="0"/>
           <w:i w:val="0"/>
         </w:rPr>
-        <w:t xml:space="preserve">, 29 determinate and 33 turning on judgment the standard leaves open, each answer tied to a paragraph or illustrative example and checked item by item against </w:t>
-      </w:r>
-      <w:r>
-        <w:rPr>
-          <w:b/>
-          <w:i w:val="0"/>
-        </w:rPr>
-        <w:t>IFRS 15 in Part I of the CPA Canada Handbook, 2026 Edition</w:t>
-      </w:r>
-      <w:r>
-        <w:rPr>
-          <w:b w:val="0"/>
-          <w:i w:val="0"/>
-        </w:rPr>
-        <w:t xml:space="preserve"> on Knotia</w:t>
+        <w:t>, 29 determinate and 33 turning on judgment the standard leaves open, each answer tied to a paragraph or illustrative example and checked item by item against IFRS 15 in Part I of the CPA Canada Handbook, 2026 Edition, on Knotia</w:t>
       </w:r>
     </w:p>
     <w:p>
@@ -655,7 +627,7 @@
         <w:tabs>
           <w:tab w:pos="10656" w:val="right"/>
         </w:tabs>
-        <w:spacing w:before="0" w:after="12" w:line="230" w:lineRule="exact"/>
+        <w:spacing w:before="56" w:after="12" w:line="230" w:lineRule="exact"/>
       </w:pPr>
       <w:r>
         <w:rPr>
@@ -701,14 +673,14 @@
           <w:b/>
           <w:i w:val="0"/>
         </w:rPr>
-        <w:t>Tableau and Excel</w:t>
+        <w:t>Tableau</w:t>
       </w:r>
       <w:r>
         <w:rPr>
           <w:b w:val="0"/>
           <w:i w:val="0"/>
         </w:rPr>
-        <w:t xml:space="preserve"> from multi-variable performance datasets analysed in R, and presented the competitive gaps the data exposed as a short set of specific operating recommendations</w:t>
+        <w:t xml:space="preserve"> and Excel from multi-variable performance datasets analysed in R, and presented the competitive gaps the data exposed as a short set of specific operating recommendations</w:t>
       </w:r>
     </w:p>
     <w:p>

--- a/applications/compiled/Alex_Rajcoomar_Resume_V1_Tax.docx
+++ b/applications/compiled/Alex_Rajcoomar_Resume_V1_Tax.docx
@@ -24,10 +24,64 @@
       </w:pPr>
       <w:r>
         <w:rPr>
+          <w:b w:val="0"/>
+          <w:i w:val="0"/>
           <w:sz w:val="19"/>
         </w:rPr>
-        <w:t>Brampton, ON | (647) 471-3023 | a2rajcoo@uwaterloo.ca | linkedin.com/in/leesharam-rajcoomar | alexrajcoomar.github.io</w:t>
+        <w:t xml:space="preserve">Brampton, ON | (647) 471-3023 | </w:t>
       </w:r>
+      <w:hyperlink r:id="rId9">
+        <w:r>
+          <w:rPr>
+            <w:b w:val="0"/>
+            <w:i w:val="0"/>
+            <w:sz w:val="19"/>
+            <w:color w:val="000000"/>
+            <w:u w:val="single" w:color="6B6B6B"/>
+          </w:rPr>
+          <w:t>a2rajcoo@uwaterloo.ca</w:t>
+        </w:r>
+      </w:hyperlink>
+      <w:r>
+        <w:rPr>
+          <w:b w:val="0"/>
+          <w:i w:val="0"/>
+          <w:sz w:val="19"/>
+        </w:rPr>
+        <w:t xml:space="preserve"> | </w:t>
+      </w:r>
+      <w:hyperlink r:id="rId10">
+        <w:r>
+          <w:rPr>
+            <w:b w:val="0"/>
+            <w:i w:val="0"/>
+            <w:sz w:val="19"/>
+            <w:color w:val="000000"/>
+            <w:u w:val="single" w:color="6B6B6B"/>
+          </w:rPr>
+          <w:t>linkedin.com/in/leesharam-rajcoomar</w:t>
+        </w:r>
+      </w:hyperlink>
+      <w:r>
+        <w:rPr>
+          <w:b w:val="0"/>
+          <w:i w:val="0"/>
+          <w:sz w:val="19"/>
+        </w:rPr>
+        <w:t xml:space="preserve"> | </w:t>
+      </w:r>
+      <w:hyperlink r:id="rId11">
+        <w:r>
+          <w:rPr>
+            <w:b w:val="0"/>
+            <w:i w:val="0"/>
+            <w:sz w:val="19"/>
+            <w:color w:val="000000"/>
+            <w:u w:val="single" w:color="6B6B6B"/>
+          </w:rPr>
+          <w:t>alexrajcoomar.github.io</w:t>
+        </w:r>
+      </w:hyperlink>
     </w:p>
     <w:p>
       <w:pPr>
@@ -361,13 +415,17 @@
         </w:tabs>
         <w:spacing w:before="0" w:after="12" w:line="230" w:lineRule="exact"/>
       </w:pPr>
-      <w:r>
-        <w:rPr>
-          <w:b/>
-          <w:i w:val="0"/>
-        </w:rPr>
-        <w:t>alexrajcoomar.github.io</w:t>
-      </w:r>
+      <w:hyperlink r:id="rId11">
+        <w:r>
+          <w:rPr>
+            <w:b/>
+            <w:i w:val="0"/>
+            <w:color w:val="000000"/>
+            <w:u w:val="single" w:color="6B6B6B"/>
+          </w:rPr>
+          <w:t>alexrajcoomar.github.io</w:t>
+        </w:r>
+      </w:hyperlink>
     </w:p>
     <w:p>
       <w:pPr>

--- a/applications/compiled/Alex_Rajcoomar_Resume_V1_Tax.docx
+++ b/applications/compiled/Alex_Rajcoomar_Resume_V1_Tax.docx
@@ -36,8 +36,8 @@
             <w:b w:val="0"/>
             <w:i w:val="0"/>
             <w:sz w:val="19"/>
-            <w:color w:val="000000"/>
-            <w:u w:val="single" w:color="6B6B6B"/>
+            <w:color w:val="1F4E79"/>
+            <w:u w:val="single" w:color="1F4E79"/>
           </w:rPr>
           <w:t>a2rajcoo@uwaterloo.ca</w:t>
         </w:r>
@@ -56,8 +56,8 @@
             <w:b w:val="0"/>
             <w:i w:val="0"/>
             <w:sz w:val="19"/>
-            <w:color w:val="000000"/>
-            <w:u w:val="single" w:color="6B6B6B"/>
+            <w:color w:val="1F4E79"/>
+            <w:u w:val="single" w:color="1F4E79"/>
           </w:rPr>
           <w:t>linkedin.com/in/leesharam-rajcoomar</w:t>
         </w:r>
@@ -76,8 +76,8 @@
             <w:b w:val="0"/>
             <w:i w:val="0"/>
             <w:sz w:val="19"/>
-            <w:color w:val="000000"/>
-            <w:u w:val="single" w:color="6B6B6B"/>
+            <w:color w:val="1F4E79"/>
+            <w:u w:val="single" w:color="1F4E79"/>
           </w:rPr>
           <w:t>alexrajcoomar.github.io</w:t>
         </w:r>
@@ -420,8 +420,8 @@
           <w:rPr>
             <w:b/>
             <w:i w:val="0"/>
-            <w:color w:val="000000"/>
-            <w:u w:val="single" w:color="6B6B6B"/>
+            <w:color w:val="1F4E79"/>
+            <w:u w:val="single" w:color="1F4E79"/>
           </w:rPr>
           <w:t>alexrajcoomar.github.io</w:t>
         </w:r>
